--- a/samples/vychet_plan_v2.docx
+++ b/samples/vychet_plan_v2.docx
@@ -99,7 +99,7 @@
           <w:b w:val="0"/>
           <w:sz w:val="24"/>
         </w:rPr>
-        <w:t>Итого база вычета: 110 000 руб. При доходе до 2,4 млн руб. в год возвращается 13% от неё, но не больше налога, удержанного за год.</w:t>
+        <w:t>Итого база вычета: 110 000 руб. Вычет уменьшает доход, с которого считается налог, поэтому возвращается налог с этой суммы — не больше удержанного за год. За 2023 год при вашем доходе ставка — 13%.</w:t>
       </w:r>
     </w:p>
     <w:p>

--- a/samples/vychet_plan_v2.docx
+++ b/samples/vychet_plan_v2.docx
@@ -4,6 +4,7 @@
   <w:body>
     <w:p>
       <w:pPr>
+        <w:keepNext/>
         <w:spacing w:before="280"/>
         <w:jc w:val="center"/>
       </w:pPr>
@@ -18,6 +19,7 @@
     </w:p>
     <w:p>
       <w:pPr>
+        <w:keepNext/>
         <w:spacing w:after="120"/>
         <w:jc w:val="center"/>
       </w:pPr>
@@ -714,11 +716,13 @@
     <w:qFormat/>
     <w:rsid w:val="00FC693F"/>
     <w:pPr>
+      <w:widowControl/>
       <w:spacing w:after="0" w:before="0" w:line="276" w:lineRule="auto"/>
     </w:pPr>
     <w:rPr>
       <w:rFonts w:ascii="Times New Roman" w:hAnsi="Times New Roman"/>
       <w:sz w:val="24"/>
+      <w:lang w:val="ru-RU" w:eastAsia="ru-RU" w:bidi="ru-RU"/>
     </w:rPr>
   </w:style>
   <w:style w:type="paragraph" w:styleId="Header">
